--- a/Project Proposal & Other Docs/Literature_Review_and_Exploratory_Data_Analysis.docx
+++ b/Project Proposal & Other Docs/Literature_Review_and_Exploratory_Data_Analysis.docx
@@ -743,15 +743,7 @@
         <w:t xml:space="preserve">Key Findings: </w:t>
       </w:r>
       <w:r>
-        <w:t xml:space="preserve">MLP achieved AUC of 0.89 vs Random Forest </w:t>
-      </w:r>
-      <w:proofErr w:type="gramStart"/>
-      <w:r>
-        <w:t>0.86, but</w:t>
-      </w:r>
-      <w:proofErr w:type="gramEnd"/>
-      <w:r>
-        <w:t xml:space="preserve"> required significantly more resources and interpretability. For moderate datasets, ensemble methods provide better balance.</w:t>
+        <w:t>MLP achieved AUC of 0.89 vs Random Forest 0.86, but required significantly more resources and interpretability. For moderate datasets, ensemble methods provide better balance.</w:t>
       </w:r>
     </w:p>
     <w:p>
@@ -3284,15 +3276,7 @@
       </w:r>
       <w:proofErr w:type="spellEnd"/>
       <w:r>
-        <w:t xml:space="preserve"> = 1). While </w:t>
-      </w:r>
-      <w:proofErr w:type="gramStart"/>
-      <w:r>
-        <w:t>the majority of</w:t>
-      </w:r>
-      <w:proofErr w:type="gramEnd"/>
-      <w:r>
-        <w:t xml:space="preserve"> collisions occur under normal weather (due to high exposure), the proportion of major and fatal outcomes is higher under adverse conditions, particularly snow and ice.</w:t>
+        <w:t xml:space="preserve"> = 1). While the majority of collisions occur under normal weather (due to high exposure), the proportion of major and fatal outcomes is higher under adverse conditions, particularly snow and ice.</w:t>
       </w:r>
     </w:p>
     <w:p>
@@ -3692,48 +3676,16 @@
                 <w:sz w:val="22"/>
                 <w:szCs w:val="22"/>
               </w:rPr>
-              <w:t xml:space="preserve">Toronto Collision CSV (809,034 </w:t>
-            </w:r>
-            <w:proofErr w:type="gramStart"/>
-            <w:r>
-              <w:rPr>
-                <w:sz w:val="22"/>
-                <w:szCs w:val="22"/>
-              </w:rPr>
-              <w:t>rows)  +</w:t>
-            </w:r>
-            <w:proofErr w:type="gramEnd"/>
-            <w:r>
-              <w:rPr>
-                <w:sz w:val="22"/>
-                <w:szCs w:val="22"/>
-              </w:rPr>
-              <w:t xml:space="preserve">  Canada Climate Data (108,096 hourly rows)</w:t>
-            </w:r>
-          </w:p>
-          <w:p>
-            <w:r>
-              <w:rPr>
-                <w:sz w:val="22"/>
-                <w:szCs w:val="22"/>
-              </w:rPr>
-              <w:t xml:space="preserve">Fix Unix </w:t>
-            </w:r>
-            <w:proofErr w:type="gramStart"/>
-            <w:r>
-              <w:rPr>
-                <w:sz w:val="22"/>
-                <w:szCs w:val="22"/>
-              </w:rPr>
-              <w:t>timestamp  |</w:t>
-            </w:r>
-            <w:proofErr w:type="gramEnd"/>
-            <w:r>
-              <w:rPr>
-                <w:sz w:val="22"/>
-                <w:szCs w:val="22"/>
-              </w:rPr>
-              <w:t xml:space="preserve">  Merge on </w:t>
+              <w:t>Toronto Collision CSV (809,034 rows)  +  Canada Climate Data (108,096 hourly rows)</w:t>
+            </w:r>
+          </w:p>
+          <w:p>
+            <w:r>
+              <w:rPr>
+                <w:sz w:val="22"/>
+                <w:szCs w:val="22"/>
+              </w:rPr>
+              <w:t xml:space="preserve">Fix Unix timestamp  |  Merge on </w:t>
             </w:r>
             <w:proofErr w:type="spellStart"/>
             <w:r>
@@ -3741,15 +3693,7 @@
                 <w:sz w:val="22"/>
                 <w:szCs w:val="22"/>
               </w:rPr>
-              <w:t>date+</w:t>
-            </w:r>
-            <w:proofErr w:type="gramStart"/>
-            <w:r>
-              <w:rPr>
-                <w:sz w:val="22"/>
-                <w:szCs w:val="22"/>
-              </w:rPr>
-              <w:t>hour</w:t>
+              <w:t>date+hour</w:t>
             </w:r>
             <w:proofErr w:type="spellEnd"/>
             <w:r>
@@ -3757,15 +3701,7 @@
                 <w:sz w:val="22"/>
                 <w:szCs w:val="22"/>
               </w:rPr>
-              <w:t xml:space="preserve">  |</w:t>
-            </w:r>
-            <w:proofErr w:type="gramEnd"/>
-            <w:r>
-              <w:rPr>
-                <w:sz w:val="22"/>
-                <w:szCs w:val="22"/>
-              </w:rPr>
-              <w:t xml:space="preserve">  Fix GPS coordinates</w:t>
+              <w:t xml:space="preserve">  |  Fix GPS coordinates</w:t>
             </w:r>
           </w:p>
         </w:tc>
@@ -3838,23 +3774,7 @@
                 <w:sz w:val="22"/>
                 <w:szCs w:val="22"/>
               </w:rPr>
-              <w:t xml:space="preserve">677,056 valid </w:t>
-            </w:r>
-            <w:proofErr w:type="gramStart"/>
-            <w:r>
-              <w:rPr>
-                <w:sz w:val="22"/>
-                <w:szCs w:val="22"/>
-              </w:rPr>
-              <w:t>records  |</w:t>
-            </w:r>
-            <w:proofErr w:type="gramEnd"/>
-            <w:r>
-              <w:rPr>
-                <w:sz w:val="22"/>
-                <w:szCs w:val="22"/>
-              </w:rPr>
-              <w:t xml:space="preserve">  Target: Minor / Major / Fatal</w:t>
+              <w:t>677,056 valid records  |  Target: Minor / Major / Fatal</w:t>
             </w:r>
           </w:p>
           <w:p>
@@ -4173,48 +4093,16 @@
                 <w:sz w:val="22"/>
                 <w:szCs w:val="22"/>
               </w:rPr>
-              <w:t xml:space="preserve">SHAP global + local </w:t>
-            </w:r>
-            <w:proofErr w:type="gramStart"/>
-            <w:r>
-              <w:rPr>
-                <w:sz w:val="22"/>
-                <w:szCs w:val="22"/>
-              </w:rPr>
-              <w:t>explanations  |</w:t>
-            </w:r>
-            <w:proofErr w:type="gramEnd"/>
-            <w:r>
-              <w:rPr>
-                <w:sz w:val="22"/>
-                <w:szCs w:val="22"/>
-              </w:rPr>
-              <w:t xml:space="preserve">  Top 10 risk factors</w:t>
-            </w:r>
-          </w:p>
-          <w:p>
-            <w:r>
-              <w:rPr>
-                <w:sz w:val="22"/>
-                <w:szCs w:val="22"/>
-              </w:rPr>
-              <w:t xml:space="preserve">Folium </w:t>
-            </w:r>
-            <w:proofErr w:type="gramStart"/>
-            <w:r>
-              <w:rPr>
-                <w:sz w:val="22"/>
-                <w:szCs w:val="22"/>
-              </w:rPr>
-              <w:t>heatmaps  |</w:t>
-            </w:r>
-            <w:proofErr w:type="gramEnd"/>
-            <w:r>
-              <w:rPr>
-                <w:sz w:val="22"/>
-                <w:szCs w:val="22"/>
-              </w:rPr>
-              <w:t xml:space="preserve">  DBSCAN clustering (36 hotspot zones)</w:t>
+              <w:t>SHAP global + local explanations  |  Top 10 risk factors</w:t>
+            </w:r>
+          </w:p>
+          <w:p>
+            <w:r>
+              <w:rPr>
+                <w:sz w:val="22"/>
+                <w:szCs w:val="22"/>
+              </w:rPr>
+              <w:t>Folium heatmaps  |  DBSCAN clustering (36 hotspot zones)</w:t>
             </w:r>
           </w:p>
         </w:tc>
@@ -4293,55 +4181,7 @@
                 <w:sz w:val="22"/>
                 <w:szCs w:val="22"/>
               </w:rPr>
-              <w:t xml:space="preserve">Trained </w:t>
-            </w:r>
-            <w:proofErr w:type="gramStart"/>
-            <w:r>
-              <w:rPr>
-                <w:sz w:val="22"/>
-                <w:szCs w:val="22"/>
-              </w:rPr>
-              <w:t>Model  |</w:t>
-            </w:r>
-            <w:proofErr w:type="gramEnd"/>
-            <w:r>
-              <w:rPr>
-                <w:sz w:val="22"/>
-                <w:szCs w:val="22"/>
-              </w:rPr>
-              <w:t xml:space="preserve">  SHAP Risk Factor </w:t>
-            </w:r>
-            <w:proofErr w:type="gramStart"/>
-            <w:r>
-              <w:rPr>
-                <w:sz w:val="22"/>
-                <w:szCs w:val="22"/>
-              </w:rPr>
-              <w:t>Report  |</w:t>
-            </w:r>
-            <w:proofErr w:type="gramEnd"/>
-            <w:r>
-              <w:rPr>
-                <w:sz w:val="22"/>
-                <w:szCs w:val="22"/>
-              </w:rPr>
-              <w:t xml:space="preserve">  Collision Hotspot </w:t>
-            </w:r>
-            <w:proofErr w:type="gramStart"/>
-            <w:r>
-              <w:rPr>
-                <w:sz w:val="22"/>
-                <w:szCs w:val="22"/>
-              </w:rPr>
-              <w:t>Maps  |</w:t>
-            </w:r>
-            <w:proofErr w:type="gramEnd"/>
-            <w:r>
-              <w:rPr>
-                <w:sz w:val="22"/>
-                <w:szCs w:val="22"/>
-              </w:rPr>
-              <w:t xml:space="preserve">  Full Research Report</w:t>
+              <w:t>Trained Model  |  SHAP Risk Factor Report  |  Collision Hotspot Maps  |  Full Research Report</w:t>
             </w:r>
           </w:p>
         </w:tc>
@@ -4453,6 +4293,10 @@
     <w:p>
       <w:pPr>
         <w:spacing w:before="80" w:after="80"/>
+        <w:rPr>
+          <w:i/>
+          <w:iCs/>
+        </w:rPr>
       </w:pPr>
       <w:r>
         <w:rPr>
@@ -4461,13 +4305,16 @@
         </w:rPr>
         <w:t xml:space="preserve">Repository URL: </w:t>
       </w:r>
-      <w:r>
-        <w:rPr>
-          <w:i/>
-          <w:iCs/>
-        </w:rPr>
-        <w:t>https://github.com/YOUR_USERNAME/toronto-collision-severity-prediction</w:t>
-      </w:r>
+      <w:hyperlink r:id="rId7" w:history="1">
+        <w:r>
+          <w:rPr>
+            <w:rStyle w:val="Hyperlink"/>
+            <w:i/>
+            <w:iCs/>
+          </w:rPr>
+          <w:t>https://github.com/Nishi-013/toronto-collision-severity-prediction</w:t>
+        </w:r>
+      </w:hyperlink>
     </w:p>
     <w:p>
       <w:pPr>
@@ -5618,6 +5465,18 @@
     <w:uiPriority w:val="99"/>
     <w:rsid w:val="00AF77E6"/>
   </w:style>
+  <w:style w:type="character" w:styleId="UnresolvedMention">
+    <w:name w:val="Unresolved Mention"/>
+    <w:basedOn w:val="DefaultParagraphFont"/>
+    <w:uiPriority w:val="99"/>
+    <w:semiHidden/>
+    <w:unhideWhenUsed/>
+    <w:rsid w:val="00905C52"/>
+    <w:rPr>
+      <w:color w:val="605E5C"/>
+      <w:shd w:val="clear" w:color="auto" w:fill="E1DFDD"/>
+    </w:rPr>
+  </w:style>
 </w:styles>
 </file>
 
